--- a/Science Books/Evolution/14 - Becoming Many - The Origin of Multicellular Life.docx
+++ b/Science Books/Evolution/14 - Becoming Many - The Origin of Multicellular Life.docx
@@ -5,6 +5,8 @@
     <w:p>
       <w:pPr>
         <w:pStyle w:val="Title"/>
+        <w:ind w:left="0" w:right="0" w:firstLine="0"/>
+        <w:jc w:val="center"/>
       </w:pPr>
       <w:r>
         <w:t>Life: Science for Everyone</w:t>
@@ -13,6 +15,8 @@
     <w:p>
       <w:pPr>
         <w:pStyle w:val="Heading1"/>
+        <w:ind w:left="0" w:right="0" w:firstLine="0"/>
+        <w:jc w:val="center"/>
       </w:pPr>
       <w:r>
         <w:t>Chapter 14</w:t>
@@ -21,6 +25,8 @@
     <w:p>
       <w:pPr>
         <w:pStyle w:val="Heading1"/>
+        <w:ind w:left="0" w:right="0" w:firstLine="0"/>
+        <w:jc w:val="center"/>
       </w:pPr>
       <w:r>
         <w:t>Becoming Many: The Origin of Multicellular Life</w:t>
@@ -29,455 +35,1065 @@
     <w:p>
       <w:pPr>
         <w:pStyle w:val="Heading1"/>
+        <w:ind w:left="0" w:right="0" w:firstLine="0"/>
+        <w:jc w:val="center"/>
       </w:pPr>
       <w:r>
         <w:t>Not Once, But Dozens of Times</w:t>
       </w:r>
     </w:p>
     <w:p>
-      <w:pPr/>
+      <w:pPr>
+        <w:ind w:left="0" w:right="0" w:firstLine="0"/>
+        <w:jc w:val="center"/>
+      </w:pPr>
       <w:r>
-        <w:t>Chapter 13 ended with a cell that had solved its energy problem and had the structural flexibility to become something larger.</w:t>
+        <w:t>Chapter 13 left off with a cell that had solved its hardest problem.</w:t>
       </w:r>
-    </w:p>
-    <w:p>
-      <w:pPr/>
       <w:r>
-        <w:t>It is natural to assume that the next step, cells sticking together into bodies, happened once, in some single ancestral lineage that then diversified into animals, plants, and fungi.</w:t>
+        <w:br/>
+        <w:br/>
+        <w:t>It had enough energy, and enough flexibility, to become something larger.</w:t>
       </w:r>
-    </w:p>
-    <w:p>
-      <w:pPr/>
       <w:r>
-        <w:t>It did not.</w:t>
+        <w:br/>
+        <w:br/>
+        <w:t>It is tempting to guess what happened next.</w:t>
       </w:r>
-    </w:p>
-    <w:p>
-      <w:pPr/>
       <w:r>
-        <w:t>Multicellularity, the state of being built from many cooperating cells rather than living as one, evolved independently well over twenty separate times across the tree of eukaryotic life, in animals, in plants, in fungi, and in several distinct lineages of algae, some of them not closely related to any of the others.</w:t>
+        <w:br/>
+        <w:br/>
+        <w:t>Maybe those flexible cells stuck together into bodies just once, in one lucky lineage that later split into animals, plants, and fungi.</w:t>
       </w:r>
-    </w:p>
-    <w:p>
-      <w:pPr/>
       <w:r>
-        <w:t>This is one of the strongest pieces of evidence that multicellularity is not some freak, one-off accident. It is a solution evolution finds repeatedly, whenever the right conditions and the right starting materials are in place, in the same way eyes have evolved independently dozens of times, a pattern Chapter 18 will explore more fully.</w:t>
+        <w:br/>
+        <w:br/>
+        <w:t>That guess is wrong.</w:t>
+      </w:r>
+      <w:r>
+        <w:rPr>
+          <w:b/>
+        </w:rPr>
+        <w:br/>
+        <w:br/>
+        <w:t>Multicellularity</w:t>
+      </w:r>
+      <w:r>
+        <w:t xml:space="preserve"> means living as many cooperating cells instead of just one.</w:t>
+      </w:r>
+      <w:r>
+        <w:br/>
+        <w:br/>
+        <w:t>It evolved independently more than twenty separate times across the tree of life.</w:t>
+      </w:r>
+      <w:r>
+        <w:br/>
+        <w:br/>
+        <w:t>It happened in animals.</w:t>
+      </w:r>
+      <w:r>
+        <w:br/>
+        <w:br/>
+        <w:t>It happened in plants.</w:t>
+      </w:r>
+      <w:r>
+        <w:br/>
+        <w:br/>
+        <w:t>It happened in fungi.</w:t>
+      </w:r>
+      <w:r>
+        <w:br/>
+        <w:br/>
+        <w:t>It happened in several different kinds of algae, some barely related to each other at all.</w:t>
+      </w:r>
+      <w:r>
+        <w:br/>
+        <w:br/>
+        <w:t>That repetition is itself a clue.</w:t>
+      </w:r>
+      <w:r>
+        <w:br/>
+        <w:br/>
+        <w:t>Multicellularity is not some freak accident that only worked once.</w:t>
+      </w:r>
+      <w:r>
+        <w:br/>
+        <w:br/>
+        <w:t>It is a trick evolution keeps finding, the same way wings evolved separately in insects, birds, and bats, whenever the conditions are right.</w:t>
       </w:r>
     </w:p>
     <w:p>
       <w:pPr>
         <w:pStyle w:val="Heading1"/>
+        <w:ind w:left="0" w:right="0" w:firstLine="0"/>
+        <w:jc w:val="center"/>
       </w:pPr>
       <w:r>
         <w:t>The Closest Relatives of Animals</w:t>
       </w:r>
     </w:p>
     <w:p>
-      <w:pPr/>
+      <w:pPr>
+        <w:ind w:left="0" w:right="0" w:firstLine="0"/>
+        <w:jc w:val="center"/>
+      </w:pPr>
       <w:r>
-        <w:t>If you want to see what the ancestor of all animals might have looked like, one of the best places to look is a group of single-celled organisms called choanoflagellates.</w:t>
+        <w:t>Want to picture what the ancestor of all animals might have looked like?</w:t>
       </w:r>
-    </w:p>
-    <w:p>
-      <w:pPr/>
       <w:r>
-        <w:t>They are aquatic, each cell equipped with a single whip-like flagellum surrounded by a collar of finer hairlike structures, which together create a current that draws in bacteria for the cell to eat.</w:t>
+        <w:br/>
+        <w:br/>
+        <w:t xml:space="preserve">One of the best places to look is a group of single-celled creatures called </w:t>
       </w:r>
-    </w:p>
-    <w:p>
-      <w:pPr/>
       <w:r>
-        <w:t>Genetic comparisons place choanoflagellates as the closest living single-celled relatives of animals, meaning the last common ancestor of choanoflagellates and animals is also, effectively, the closest thing to a common ancestor of all animals that biologists can study directly.</w:t>
+        <w:rPr>
+          <w:b/>
+        </w:rPr>
+        <w:t>choanoflagellates</w:t>
       </w:r>
-    </w:p>
-    <w:p>
-      <w:pPr/>
       <w:r>
-        <w:t>What makes them especially informative is that some choanoflagellate species do not always live as solitary cells. Under certain conditions, they form colonies, clusters of many identical cells held together, sometimes organized into hollow spheres that are strikingly reminiscent of an early animal embryo.</w:t>
+        <w:t>.</w:t>
       </w:r>
-    </w:p>
-    <w:p>
-      <w:pPr/>
       <w:r>
-        <w:t>Choanoflagellates are not animals, and their colonies are not the ancestors of any living animal body. But they demonstrate that the genetic toolkit for aggregating into a simple colonial structure was already present, or nearly present, before animals as a group existed at all.</w:t>
+        <w:br/>
+        <w:br/>
+        <w:t>Think of them as tiny water fleas with a built-in fishing net.</w:t>
+      </w:r>
+      <w:r>
+        <w:br/>
+        <w:br/>
+        <w:t>Each one has a single whip-like tail, called a flagellum, ringed by a collar of fine hairs.</w:t>
+      </w:r>
+      <w:r>
+        <w:br/>
+        <w:br/>
+        <w:t>Together, they stir up a current that pulls in bacteria for the cell to eat.</w:t>
+      </w:r>
+      <w:r>
+        <w:br/>
+        <w:br/>
+        <w:t>Genetic studies place choanoflagellates as the closest living single-celled relatives of animals.</w:t>
+      </w:r>
+      <w:r>
+        <w:br/>
+        <w:br/>
+        <w:t>The last shared ancestor of choanoflagellates and animals is the closest thing biologists have to a common ancestor for all animals.</w:t>
+      </w:r>
+      <w:r>
+        <w:br/>
+        <w:br/>
+        <w:t>Some choanoflagellate species do not always live alone.</w:t>
+      </w:r>
+      <w:r>
+        <w:br/>
+        <w:br/>
+        <w:t>Under the right conditions, they clump into colonies, groups of many identical cells stuck together.</w:t>
+      </w:r>
+      <w:r>
+        <w:br/>
+        <w:br/>
+        <w:t>Some of those colonies form hollow balls.</w:t>
+      </w:r>
+      <w:r>
+        <w:br/>
+        <w:br/>
+        <w:t>The balls look strikingly like an early animal embryo, the ball of cells every animal starts out as.</w:t>
+      </w:r>
+      <w:r>
+        <w:br/>
+        <w:br/>
+        <w:t>Choanoflagellates are not animals, and their colonies never turned into any animal alive today.</w:t>
+      </w:r>
+      <w:r>
+        <w:br/>
+        <w:br/>
+        <w:t>But they show that the genetic toolkit for forming a simple colony already existed, or nearly did, before animals showed up at all.</w:t>
       </w:r>
     </w:p>
     <w:p>
       <w:pPr>
         <w:pStyle w:val="Heading1"/>
+        <w:ind w:left="0" w:right="0" w:firstLine="0"/>
+        <w:jc w:val="center"/>
       </w:pPr>
       <w:r>
         <w:t>A Living Ladder</w:t>
       </w:r>
     </w:p>
     <w:p>
-      <w:pPr/>
+      <w:pPr>
+        <w:ind w:left="0" w:right="0" w:firstLine="0"/>
+        <w:jc w:val="center"/>
+      </w:pPr>
       <w:r>
-        <w:t>A different, and in some ways even more vivid, window onto the transition comes from a group of green algae related to the genus Volvox.</w:t>
+        <w:t xml:space="preserve">For an even clearer view of the transition, look at a group of green algae related to </w:t>
       </w:r>
-    </w:p>
-    <w:p>
-      <w:pPr/>
       <w:r>
-        <w:t>Within this one group of closely related algae, species exist spanning almost the entire range from fully single-celled to fully multicellular, essentially preserved as a series of living steps.</w:t>
+        <w:rPr>
+          <w:b/>
+        </w:rPr>
+        <w:t>Volvox</w:t>
       </w:r>
-    </w:p>
-    <w:p>
-      <w:pPr/>
       <w:r>
+        <w:t>.</w:t>
+      </w:r>
+      <w:r>
+        <w:br/>
+        <w:br/>
+        <w:t>Within this one algae family, species span almost the whole range from single cell to full multicellular body.</w:t>
+      </w:r>
+      <w:r>
+        <w:br/>
+        <w:br/>
+        <w:t>It is like a set of living steps.</w:t>
+      </w:r>
+      <w:r>
+        <w:br/>
+        <w:br/>
         <w:t>Some species live as single, independent cells.</w:t>
       </w:r>
-    </w:p>
-    <w:p>
-      <w:pPr/>
       <w:r>
-        <w:t>Others form small colonies of a handful of cells, loosely associated but each still capable of surviving alone.</w:t>
+        <w:br/>
+        <w:br/>
+        <w:t>Others form small colonies of a few cells, loosely stuck together, each still able to survive alone.</w:t>
       </w:r>
-    </w:p>
-    <w:p>
-      <w:pPr/>
       <w:r>
-        <w:t>Others form colonies of dozens or hundreds of cells, with a division of labor beginning to appear: some cells specialize for movement, others for reproduction.</w:t>
+        <w:br/>
+        <w:br/>
+        <w:t>Others form colonies of dozens or hundreds of cells, with some cells specializing for swimming and others for reproducing.</w:t>
       </w:r>
-    </w:p>
-    <w:p>
-      <w:pPr/>
       <w:r>
-        <w:t>And Volvox itself forms hollow spheres of many thousands of cells, with a clear and permanent division of labor: most cells are dedicated entirely to swimming the colony through the water, while a small number of specialized reproductive cells, protected in the sphere's interior, are the only ones that go on to found the next generation.</w:t>
+        <w:br/>
+        <w:br/>
+        <w:t>Volvox itself forms a hollow ball of many thousands of cells, with a permanent division of labor.</w:t>
       </w:r>
-    </w:p>
-    <w:p>
-      <w:pPr/>
       <w:r>
-        <w:t>Because these different levels of organization exist side by side in closely related living species, rather than only as fossils, the Volvox lineage has become one of the most useful natural laboratories for studying exactly how, and roughly in what order, the features of multicellular life were assembled.</w:t>
+        <w:br/>
+        <w:br/>
+        <w:t>Most of those cells do nothing but swim the ball through the water.</w:t>
+      </w:r>
+      <w:r>
+        <w:br/>
+        <w:br/>
+        <w:t>A small number of protected reproductive cells sit safely inside the ball.</w:t>
+      </w:r>
+      <w:r>
+        <w:br/>
+        <w:br/>
+        <w:t>They are the only ones that go on to start the next generation.</w:t>
+      </w:r>
+      <w:r>
+        <w:br/>
+        <w:br/>
+        <w:t>Every one of these stages survives today, side by side, in closely related living species.</w:t>
+      </w:r>
+      <w:r>
+        <w:br/>
+        <w:br/>
+        <w:t>That makes the Volvox family one of biology's best natural laboratories for studying how multicellular life gets built.</w:t>
       </w:r>
     </w:p>
     <w:p>
       <w:pPr>
         <w:pStyle w:val="Heading1"/>
+        <w:ind w:left="0" w:right="0" w:firstLine="0"/>
+        <w:jc w:val="center"/>
       </w:pPr>
       <w:r>
         <w:t>The Cheater Problem</w:t>
       </w:r>
     </w:p>
     <w:p>
-      <w:pPr/>
+      <w:pPr>
+        <w:ind w:left="0" w:right="0" w:firstLine="0"/>
+        <w:jc w:val="center"/>
+      </w:pPr>
       <w:r>
-        <w:t>Sticking cells together sounds simple. Making the arrangement evolutionarily stable is not, and the reason connects directly to Chapter 12's game theory.</w:t>
+        <w:t>Sticking cells together sounds easy.</w:t>
       </w:r>
-    </w:p>
-    <w:p>
-      <w:pPr/>
       <w:r>
-        <w:t>Imagine a colony of identical cells, all cooperating, each contributing to the shared structure and giving up some of its own individual capacity to reproduce for the good of the whole.</w:t>
+        <w:br/>
+        <w:br/>
+        <w:t>Making that arrangement stick, evolutionarily speaking, is not.</w:t>
       </w:r>
-    </w:p>
-    <w:p>
-      <w:pPr/>
       <w:r>
-        <w:t>Now imagine a mutant cell within that colony that stops cooperating and instead devotes all its resources to dividing as fast as possible.</w:t>
+        <w:br/>
+        <w:br/>
+        <w:t>Picture a colony of identical cells, all cooperating.</w:t>
       </w:r>
-    </w:p>
-    <w:p>
-      <w:pPr/>
       <w:r>
-        <w:t>In the short run, that cheating cell, and its descendants within the colony, will tend to outcompete the cooperating cells around it, for exactly the reason a Hawk outcompetes Doves in Chapter 12's simple model.</w:t>
+        <w:br/>
+        <w:br/>
+        <w:t>Each one gives up some of its own chance to reproduce for the good of the whole colony.</w:t>
       </w:r>
-    </w:p>
-    <w:p>
-      <w:pPr/>
       <w:r>
-        <w:t>This is the central evolutionary problem multicellularity has to solve, over and over, in every lineage where it arises: how do you prevent selection, operating within the group, from favoring cheats that undermine the group's success as a whole?</w:t>
+        <w:br/>
+        <w:br/>
+        <w:t>Now picture one mutant cell inside that colony that stops cooperating.</w:t>
       </w:r>
-    </w:p>
-    <w:p>
-      <w:pPr/>
       <w:r>
-        <w:t>One powerful, elegant solution is to start every new individual from a single cell.</w:t>
+        <w:br/>
+        <w:br/>
+        <w:t>Instead, it puts all its energy into dividing as fast as it possibly can.</w:t>
       </w:r>
-    </w:p>
-    <w:p>
-      <w:pPr/>
       <w:r>
-        <w:t>If a body always begins its life as one fertilized cell, and every cell in the adult body is descended from that single starting cell through ordinary division, then every cell in the body carries an essentially identical genome. A cheating mutation that arises partway through development can only spread to the cells descended from that one mutant cell, not to the whole body, and crucially, it usually cannot be passed on to the next generation at all unless the mutation happens to occur in the tiny lineage of cells set aside for reproduction.</w:t>
+        <w:br/>
+        <w:br/>
+        <w:t>In the short run, the cheating cell and its descendants tend to win.</w:t>
       </w:r>
-    </w:p>
-    <w:p>
-      <w:pPr/>
       <w:r>
-        <w:t>This single-cell bottleneck is one reason nearly every multicellular organism, from a mushroom to a whale, begins its individual existence as one cell rather than as an already-multicellular clump.</w:t>
+        <w:br/>
+        <w:br/>
+        <w:t>It will outcompete its cooperating neighbors, the same way a rule-breaking bully can beat players who follow the rules.</w:t>
+      </w:r>
+      <w:r>
+        <w:br/>
+        <w:br/>
+        <w:t>Chapter 12 covers this exact contest, using a simple model called Hawks and Doves.</w:t>
+      </w:r>
+      <w:r>
+        <w:br/>
+        <w:br/>
+        <w:t>This is the central problem multicellularity has to solve, every time it evolves.</w:t>
+      </w:r>
+      <w:r>
+        <w:br/>
+        <w:br/>
+        <w:t>How do you stop cheaters from spreading and wrecking the group?</w:t>
+      </w:r>
+      <w:r>
+        <w:br/>
+        <w:br/>
+        <w:t>One elegant solution: start every new body from a single cell.</w:t>
+      </w:r>
+      <w:r>
+        <w:br/>
+        <w:br/>
+        <w:t>Say a body always begins life as one fertilized cell.</w:t>
+      </w:r>
+      <w:r>
+        <w:br/>
+        <w:br/>
+        <w:t>Then every cell in the adult descends from that one starting cell, through ordinary division.</w:t>
+      </w:r>
+      <w:r>
+        <w:br/>
+        <w:br/>
+        <w:t>Every cell in the body ends up carrying almost the same genome, the full set of genetic instructions.</w:t>
+      </w:r>
+      <w:r>
+        <w:br/>
+        <w:br/>
+        <w:t>A cheating mutation that shows up partway through development can only spread to cells descended from that one mutant cell, not the whole body.</w:t>
+      </w:r>
+      <w:r>
+        <w:br/>
+        <w:br/>
+        <w:t>Usually it cannot even be passed on, unless it happens to land in the tiny lineage of cells set aside for reproduction.</w:t>
+      </w:r>
+      <w:r>
+        <w:br/>
+        <w:br/>
+        <w:t>This single-cell bottleneck is one reason nearly every multicellular creature starts life as a single cell.</w:t>
+      </w:r>
+      <w:r>
+        <w:br/>
+        <w:br/>
+        <w:t>A mushroom does it, and so does a whale.</w:t>
+      </w:r>
+      <w:r>
+        <w:br/>
+        <w:br/>
+        <w:t>Neither one starts as a ready-made clump.</w:t>
       </w:r>
     </w:p>
     <w:p>
       <w:pPr>
         <w:pStyle w:val="Heading1"/>
+        <w:ind w:left="0" w:right="0" w:firstLine="0"/>
+        <w:jc w:val="center"/>
       </w:pPr>
       <w:r>
         <w:t>Germ and Soma</w:t>
       </w:r>
     </w:p>
     <w:p>
-      <w:pPr/>
+      <w:pPr>
+        <w:ind w:left="0" w:right="0" w:firstLine="0"/>
+        <w:jc w:val="center"/>
+      </w:pPr>
       <w:r>
-        <w:t>That last point deserves its own name, because it is one of the most important divisions in all of multicellular life.</w:t>
+        <w:t>That last idea deserves its own name.</w:t>
       </w:r>
-    </w:p>
-    <w:p>
-      <w:pPr/>
       <w:r>
-        <w:t>Biologists distinguish between germ cells, the lineage of cells responsible for producing the next generation, eggs and sperm in animals, and somatic cells, everything else, skin, muscle, nerve, bone, leaf, root.</w:t>
+        <w:br/>
+        <w:br/>
+        <w:t>It is one of the most important divisions in all of multicellular life.</w:t>
       </w:r>
-    </w:p>
-    <w:p>
-      <w:pPr/>
       <w:r>
-        <w:t>Germ cells are, in the gene's-eye terms of Chapter 10, the only cells whose genetic future actually matters for evolution. A somatic cell, no matter how successful it is at surviving and dividing within the body, leaves no descendants once the body dies. Its entire evolutionary contribution is indirect, made only by supporting the germ line.</w:t>
+        <w:br/>
+        <w:br/>
+        <w:t>Biologists split a body's cells into two kinds.</w:t>
       </w:r>
-    </w:p>
-    <w:p>
-      <w:pPr/>
       <w:r>
-        <w:t>This division is what allows a body's somatic cells to specialize so radically, sacrificing their own reproductive potential entirely, in a way that would make no evolutionary sense for a free-living single cell. A skin cell has, in effect, already given up its individual future for the sake of the whole organism's germ line, the moment it committed to being a skin cell rather than remaining part of the pool of cells that might someday contribute to an egg or sperm.</w:t>
+        <w:rPr>
+          <w:b/>
+        </w:rPr>
+        <w:br/>
+        <w:br/>
+        <w:t>Germ cells</w:t>
+      </w:r>
+      <w:r>
+        <w:t xml:space="preserve"> are the lineage responsible for producing the next generation: eggs and sperm, in animals.</w:t>
+      </w:r>
+      <w:r>
+        <w:rPr>
+          <w:b/>
+        </w:rPr>
+        <w:br/>
+        <w:br/>
+        <w:t>Somatic cells</w:t>
+      </w:r>
+      <w:r>
+        <w:t xml:space="preserve"> are everything else: skin, muscle, nerve, bone, leaf, root.</w:t>
+      </w:r>
+      <w:r>
+        <w:br/>
+        <w:br/>
+        <w:t>Germ cells are the only cells whose genetic future actually matters for evolution.</w:t>
+      </w:r>
+      <w:r>
+        <w:br/>
+        <w:br/>
+        <w:t>A somatic cell can be wildly successful at surviving and dividing inside the body.</w:t>
+      </w:r>
+      <w:r>
+        <w:br/>
+        <w:br/>
+        <w:t>None of that matters, evolutionarily, because it leaves no descendants once the body dies.</w:t>
+      </w:r>
+      <w:r>
+        <w:br/>
+        <w:br/>
+        <w:t>Its entire contribution to evolution is indirect: it only matters by supporting the germ line.</w:t>
+      </w:r>
+      <w:r>
+        <w:br/>
+        <w:br/>
+        <w:t>This split lets a body's cells specialize drastically.</w:t>
+      </w:r>
+      <w:r>
+        <w:br/>
+        <w:br/>
+        <w:t>They can give up their reproductive future entirely, which would make no sense for a free-living single cell.</w:t>
+      </w:r>
+      <w:r>
+        <w:br/>
+        <w:br/>
+        <w:t>A skin cell has already handed its future to the body's germ line.</w:t>
+      </w:r>
+      <w:r>
+        <w:br/>
+        <w:br/>
+        <w:t>That happened the moment it chose to become skin, not egg or sperm.</w:t>
       </w:r>
     </w:p>
     <w:p>
       <w:pPr>
         <w:pStyle w:val="Heading1"/>
+        <w:ind w:left="0" w:right="0" w:firstLine="0"/>
+        <w:jc w:val="center"/>
       </w:pPr>
       <w:r>
         <w:t>A Tool Cells Use to Build a Body</w:t>
       </w:r>
     </w:p>
     <w:p>
-      <w:pPr/>
+      <w:pPr>
+        <w:ind w:left="0" w:right="0" w:firstLine="0"/>
+        <w:jc w:val="center"/>
+      </w:pPr>
       <w:r>
-        <w:t>One of the more surprising tools multicellular organisms use to construct and maintain a functional body is, on the face of it, self-destructive.</w:t>
+        <w:t>One of the strangest tools multicellular life uses to build a body looks, at first glance, purely destructive.</w:t>
       </w:r>
-    </w:p>
-    <w:p>
-      <w:pPr/>
       <w:r>
-        <w:t>Programmed cell death, a process cell biologists call apoptosis, is a controlled, orderly process in which a cell actively dismantles itself, on a schedule set by the organism's genetic program, rather than dying from injury or starvation.</w:t>
+        <w:rPr>
+          <w:b/>
+        </w:rPr>
+        <w:br/>
+        <w:br/>
+        <w:t>Apoptosis</w:t>
       </w:r>
-    </w:p>
-    <w:p>
-      <w:pPr/>
       <w:r>
-        <w:t>It sounds wasteful. It is, in fact, essential to building the shapes multicellular bodies take.</w:t>
+        <w:t xml:space="preserve"> is programmed cell death, a controlled process, not an injury or an accident.</w:t>
       </w:r>
-    </w:p>
-    <w:p>
-      <w:pPr/>
       <w:r>
-        <w:t>The separation between your fingers, for instance, is carved out during embryonic development largely by apoptosis, the deliberate, programmed death of the cells that originally filled the webbing between what will become each finger.</w:t>
+        <w:br/>
+        <w:br/>
+        <w:t>A cell actively takes itself apart, following a schedule the body's own genetic instructions set in advance.</w:t>
       </w:r>
-    </w:p>
-    <w:p>
-      <w:pPr/>
       <w:r>
-        <w:t>Apoptosis is also one of the body's primary defenses against the cheater problem described earlier. Cells that show signs of malfunctioning, that have suffered DNA damage, or that are dividing in ways the body's regulatory signals do not sanction, can be triggered to self-destruct before they have a chance to become a problem.</w:t>
+        <w:br/>
+        <w:br/>
+        <w:t>That sounds wasteful, but it is essential for building the shapes multicellular bodies take.</w:t>
       </w:r>
-    </w:p>
-    <w:p>
-      <w:pPr/>
       <w:r>
-        <w:t>This is, again, cooperation enforced at the cellular level: a cell that fails to behave can be instructed to remove itself from the colony, for the good of the whole, in a mechanism whose evolutionary logic echoes the punishment of cheats described in Chapter 12's cooperation game.</w:t>
+        <w:br/>
+        <w:br/>
+        <w:t>Picture your hand while it was still an embryo, webbed like a duck's foot.</w:t>
+      </w:r>
+      <w:r>
+        <w:br/>
+        <w:br/>
+        <w:t>The gaps between your fingers were carved out by apoptosis, the scheduled death of the cells that used to fill in that webbing.</w:t>
+      </w:r>
+      <w:r>
+        <w:br/>
+        <w:br/>
+        <w:t>Apoptosis is also one of the body's main defenses against the cheater problem described above.</w:t>
+      </w:r>
+      <w:r>
+        <w:br/>
+        <w:br/>
+        <w:t>A cell can show signs of malfunctioning, carry damaged DNA, or divide in ways the body has not approved.</w:t>
+      </w:r>
+      <w:r>
+        <w:br/>
+        <w:br/>
+        <w:t>Any of that can trigger an order to self-destruct, before the cell becomes a problem.</w:t>
+      </w:r>
+      <w:r>
+        <w:br/>
+        <w:br/>
+        <w:t>That is cooperation enforced at the cellular level.</w:t>
+      </w:r>
+      <w:r>
+        <w:br/>
+        <w:br/>
+        <w:t>A cell that breaks the rules can be told to remove itself, for the good of the whole colony.</w:t>
       </w:r>
     </w:p>
     <w:p>
       <w:pPr>
         <w:pStyle w:val="Heading1"/>
+        <w:ind w:left="0" w:right="0" w:firstLine="0"/>
+        <w:jc w:val="center"/>
       </w:pPr>
       <w:r>
         <w:t>Watching It Happen in the Lab</w:t>
       </w:r>
     </w:p>
     <w:p>
-      <w:pPr/>
+      <w:pPr>
+        <w:ind w:left="0" w:right="0" w:firstLine="0"/>
+        <w:jc w:val="center"/>
+      </w:pPr>
       <w:r>
-        <w:t>Because independently evolved multicellularity is so common across the tree of life, some researchers have wondered whether it might be possible to watch the transition happen from scratch, under controlled conditions, in a reasonably short span of time.</w:t>
+        <w:t>Multicellularity has evolved independently so many times that some researchers wondered if they could watch it happen from scratch, in a lab.</w:t>
       </w:r>
-    </w:p>
-    <w:p>
-      <w:pPr/>
       <w:r>
-        <w:t>Starting in 2011, the evolutionary biologist William Ratcliff and colleagues ran an experiment with ordinary baker's yeast, a normally single-celled organism.</w:t>
+        <w:br/>
+        <w:br/>
+        <w:t>Starting in 2011, the evolutionary biologist William Ratcliff, who evolved ordinary yeast into clusters, decided to try.</w:t>
       </w:r>
-    </w:p>
-    <w:p>
-      <w:pPr/>
       <w:r>
-        <w:t>Their method was simple and, in retrospect, elegant. Each generation, they took the yeast culture and selected only the cells that settled to the bottom of a test tube fastest, discarding cells that remained suspended, then let the selected population regrow before repeating the process.</w:t>
+        <w:br/>
+        <w:br/>
+        <w:t>Yeast normally lives as single cells.</w:t>
       </w:r>
-    </w:p>
-    <w:p>
-      <w:pPr/>
       <w:r>
-        <w:t>Because clusters of cells settle through liquid faster than single cells do, this procedure created constant selective pressure favoring any yeast that happened to stick together after dividing rather than separating.</w:t>
+        <w:br/>
+        <w:br/>
+        <w:t>Each generation, his team kept only the cells that settled fastest to the bottom of a test tube.</w:t>
       </w:r>
-    </w:p>
-    <w:p>
-      <w:pPr/>
       <w:r>
-        <w:t>Within a surprisingly small number of generations, the researchers had yeast populations that formed stable, multicellular, snowflake-shaped clusters: groups of cells that remained physically attached after division, generation after generation, reproducing as clusters rather than as individual cells.</w:t>
+        <w:br/>
+        <w:br/>
+        <w:t>They discarded the rest and let the survivors regrow.</w:t>
       </w:r>
-    </w:p>
-    <w:p>
-      <w:pPr/>
       <w:r>
-        <w:t>Longer-running versions of this experiment, continued for well over a thousand generations, have shown the clusters evolving further adaptations, including something resembling the germ-soma division described earlier, with some cells within a cluster specializing to break off and found new clusters while others do not.</w:t>
+        <w:br/>
+        <w:br/>
+        <w:t>Clusters sink through liquid faster than single cells do.</w:t>
       </w:r>
-    </w:p>
-    <w:p>
-      <w:pPr/>
       <w:r>
-        <w:t>This work is a striking demonstration that the basic transition to multicellularity is not, in evolutionary terms, an especially difficult barrier to cross, given the right selective pressure. What is harder, and what took much of the subsequent history of complex life to work out, is building the sophisticated coordination, specialization, and body plans that the multicellular lineages we recognize today, animals and plants and fungi among them, eventually achieved.</w:t>
+        <w:br/>
+        <w:br/>
+        <w:t>So this setup rewarded yeast that stuck together after dividing, instead of splitting apart.</w:t>
+      </w:r>
+      <w:r>
+        <w:br/>
+        <w:br/>
+        <w:t>It took only a surprisingly small number of generations, just a few months in flasks rather than eons of geological time.</w:t>
+      </w:r>
+      <w:r>
+        <w:br/>
+        <w:br/>
+        <w:t>By then, the team had stable clusters shaped like tiny snowflakes.</w:t>
+      </w:r>
+      <w:r>
+        <w:br/>
+        <w:br/>
+        <w:t>Longer runs, over a thousand generations, show the clusters evolving further, including something like the germ-and-soma split described earlier.</w:t>
+      </w:r>
+      <w:r>
+        <w:br/>
+        <w:br/>
+        <w:t>Some cells specialize to break off and start new clusters, while others stay put.</w:t>
+      </w:r>
+      <w:r>
+        <w:br/>
+        <w:br/>
+        <w:t>Crossing over into basic multicellularity is apparently not a hard barrier.</w:t>
+      </w:r>
+      <w:r>
+        <w:br/>
+        <w:br/>
+        <w:t>What is harder is building the coordination and body plans that animals, plants, and fungi eventually achieved.</w:t>
       </w:r>
     </w:p>
     <w:p>
       <w:pPr>
         <w:pStyle w:val="Heading1"/>
+        <w:ind w:left="0" w:right="0" w:firstLine="0"/>
+        <w:jc w:val="center"/>
       </w:pPr>
       <w:r>
         <w:t>When the System Breaks</w:t>
       </w:r>
     </w:p>
     <w:p>
-      <w:pPr/>
+      <w:pPr>
+        <w:ind w:left="0" w:right="0" w:firstLine="0"/>
+        <w:jc w:val="center"/>
+      </w:pPr>
       <w:r>
-        <w:t>The cheater problem described earlier is not merely a theoretical concern from the deep evolutionary past.</w:t>
+        <w:t>The cheater problem is not just an idea from evolutionary theory.</w:t>
       </w:r>
-    </w:p>
-    <w:p>
-      <w:pPr/>
       <w:r>
-        <w:t>Cancer is, in a very real sense, that same problem recurring, in real time, inside a functioning body.</w:t>
+        <w:br/>
+        <w:br/>
+        <w:t>Cancer is that same problem happening again, right now, inside a living body.</w:t>
       </w:r>
-    </w:p>
-    <w:p>
-      <w:pPr/>
       <w:r>
-        <w:t>A cancer cell is, at its core, a cell that has broken free of the cooperative rules multicellular life depends on. It has stopped responding normally to the signals that would ordinarily limit its division, or has disabled the programmed cell death mechanisms that would normally remove it, or both, and it proceeds to divide as fast as it can, consuming shared resources, exactly the defecting strategy that game theory in Chapter 12 predicts will always be a temptation within any cooperative system.</w:t>
+        <w:br/>
+        <w:br/>
+        <w:t>A cancer cell is a cell that has broken the cooperative rules multicellular life depends on.</w:t>
       </w:r>
-    </w:p>
-    <w:p>
-      <w:pPr/>
       <w:r>
-        <w:t>Understood this way, cancer is not simply a disease that happens to bodies. It is the predictable, occasional failure of an evolutionary compromise that every multicellular organism has struck, a compromise in which trillions of individual cells have agreed, in effect, to restrain their own reproduction for the good of a larger whole, and in which a small fraction, sooner or later, in almost every sufficiently long-lived organism, defect from that agreement.</w:t>
+        <w:br/>
+        <w:br/>
+        <w:t>It stops responding to the signals that normally limit its division.</w:t>
       </w:r>
-    </w:p>
-    <w:p>
-      <w:pPr/>
       <w:r>
-        <w:t>The fact that cancer is rare enough, and slow enough, for most animals to reproduce successfully before it becomes fatal is itself a product of a great deal of evolved machinery, tumor-suppressing genes, immune surveillance, apoptosis, all working to keep the rate of defection low enough that the cooperative system as a whole remains viable.</w:t>
+        <w:br/>
+        <w:br/>
+        <w:t>Or it disables the apoptosis machinery that would normally shut it down.</w:t>
+      </w:r>
+      <w:r>
+        <w:br/>
+        <w:br/>
+        <w:t>Sometimes both.</w:t>
+      </w:r>
+      <w:r>
+        <w:br/>
+        <w:br/>
+        <w:t>Then it divides as fast as it can, eating up shared resources, exactly like the cheating cell described earlier in this chapter.</w:t>
+      </w:r>
+      <w:r>
+        <w:br/>
+        <w:br/>
+        <w:t>Seen this way, cancer is not simply a disease that happens to bodies at random.</w:t>
+      </w:r>
+      <w:r>
+        <w:br/>
+        <w:br/>
+        <w:t>It is the predictable, occasional failure of a deal every multicellular organism has struck.</w:t>
+      </w:r>
+      <w:r>
+        <w:br/>
+        <w:br/>
+        <w:t>Trillions of individual cells have agreed, in effect, to hold back their own reproduction for the good of the larger body.</w:t>
+      </w:r>
+      <w:r>
+        <w:br/>
+        <w:br/>
+        <w:t>In almost every long-lived organism, a small fraction of cells, sooner or later, break that deal.</w:t>
+      </w:r>
+      <w:r>
+        <w:br/>
+        <w:br/>
+        <w:t>Cancer is rare enough, and usually slow enough, that most animals get the chance to reproduce before it turns fatal.</w:t>
+      </w:r>
+      <w:r>
+        <w:br/>
+        <w:br/>
+        <w:t>That is not an accident.</w:t>
+      </w:r>
+      <w:r>
+        <w:br/>
+        <w:br/>
+        <w:t>It is the payoff from a huge amount of evolved machinery.</w:t>
+      </w:r>
+      <w:r>
+        <w:br/>
+        <w:br/>
+        <w:t>Tumor-suppressing genes, an immune system that hunts down misbehaving cells, and apoptosis all play a part.</w:t>
+      </w:r>
+      <w:r>
+        <w:br/>
+        <w:br/>
+        <w:t>Together, they keep the rate of cheating low enough for the whole system to survive.</w:t>
       </w:r>
     </w:p>
     <w:p>
       <w:pPr>
         <w:pStyle w:val="Heading1"/>
+        <w:ind w:left="0" w:right="0" w:firstLine="0"/>
+        <w:jc w:val="center"/>
       </w:pPr>
       <w:r>
         <w:t>The First Large Bodies</w:t>
       </w:r>
     </w:p>
     <w:p>
-      <w:pPr/>
+      <w:pPr>
+        <w:ind w:left="0" w:right="0" w:firstLine="0"/>
+        <w:jc w:val="center"/>
+      </w:pPr>
       <w:r>
-        <w:t>The molecular and experimental evidence for how multicellularity works is one kind of record. The fossil record shows, separately, when large multicellular bodies actually first appear and begin leaving physical traces.</w:t>
+        <w:t>Everything so far comes from molecules and lab experiments.</w:t>
       </w:r>
-    </w:p>
-    <w:p>
-      <w:pPr/>
       <w:r>
-        <w:t>In rocks dating from roughly 575 to 540 million years ago, a period called the Ediacaran, after the Ediacara Hills in Australia where such fossils were first well studied, paleontologists find the earliest confirmed fossils of large, complex, multicellular organisms.</w:t>
+        <w:br/>
+        <w:br/>
+        <w:t>The fossil record tells a separate part of the story: when large multicellular bodies actually show up and start leaving physical traces.</w:t>
       </w:r>
-    </w:p>
-    <w:p>
-      <w:pPr/>
       <w:r>
-        <w:t>The Ediacaran fossils are strange. Many of them do not fit comfortably into any group of animals alive today, and their exact relationships and even, in some cases, whether particular fossils represent animals at all, remain debated. Some appear to have been flat, quilted, frond-like structures, apparently lacking mouths, guts, or any obvious means of active movement, possibly absorbing nutrients directly across their surfaces or through symbiotic partnerships, much like the lichens of Chapter 12.</w:t>
+        <w:br/>
+        <w:br/>
+        <w:t xml:space="preserve">Look at rocks from roughly 575 to 540 million years ago, a stretch of time called the </w:t>
       </w:r>
-    </w:p>
-    <w:p>
-      <w:pPr/>
       <w:r>
-        <w:t>Whatever their precise nature, the Ediacaran fossils mark the first clear evidence, in the geological record, of life building bodies large enough and structured enough to be visible without a microscope, complex enough to require real coordination among many specialized cells.</w:t>
+        <w:rPr>
+          <w:b/>
+        </w:rPr>
+        <w:t>Ediacaran</w:t>
       </w:r>
-    </w:p>
-    <w:p>
-      <w:pPr/>
       <w:r>
-        <w:t>They set the stage directly for Chapter 15, and one of the most dramatic bursts of evolutionary innovation in the entire history of life.</w:t>
+        <w:t xml:space="preserve"> period.</w:t>
+      </w:r>
+      <w:r>
+        <w:br/>
+        <w:br/>
+        <w:t>It is named for the Ediacara Hills in Australia, where these fossils were first studied closely.</w:t>
+      </w:r>
+      <w:r>
+        <w:br/>
+        <w:br/>
+        <w:t>That is hard to picture.</w:t>
+      </w:r>
+      <w:r>
+        <w:br/>
+        <w:br/>
+        <w:t>Try squeezing the roughly 4.5-billion-year history of Earth into a single 24-hour day, starting at midnight.</w:t>
+      </w:r>
+      <w:r>
+        <w:br/>
+        <w:br/>
+        <w:t>On that clock, the Ediacaran period falls around 9 p.m., a little less than three hours before the day ends.</w:t>
+      </w:r>
+      <w:r>
+        <w:br/>
+        <w:br/>
+        <w:t>By then, plants and simple cells have been around for a while.</w:t>
+      </w:r>
+      <w:r>
+        <w:br/>
+        <w:br/>
+        <w:t>But nothing with shells, legs, or eyes has shown up yet.</w:t>
+      </w:r>
+      <w:r>
+        <w:br/>
+        <w:br/>
+        <w:t>In rocks from that period, paleontologists find the earliest confirmed fossils of large, complex, multicellular organisms.</w:t>
+      </w:r>
+      <w:r>
+        <w:br/>
+        <w:br/>
+        <w:t>The Ediacaran fossils are strange.</w:t>
+      </w:r>
+      <w:r>
+        <w:br/>
+        <w:br/>
+        <w:t>Many of them do not fit comfortably into any group of animals alive today.</w:t>
+      </w:r>
+      <w:r>
+        <w:br/>
+        <w:br/>
+        <w:t>Their exact relationships, and even whether some of these fossils were animals at all, are still debated.</w:t>
+      </w:r>
+      <w:r>
+        <w:br/>
+        <w:br/>
+        <w:t>Some look like flat, quilted, frond-like shapes.</w:t>
+      </w:r>
+      <w:r>
+        <w:br/>
+        <w:br/>
+        <w:t>They seem to lack mouths, guts, or any obvious way to move on their own.</w:t>
+      </w:r>
+      <w:r>
+        <w:br/>
+        <w:br/>
+        <w:t>They may have absorbed nutrients straight through their surface.</w:t>
+      </w:r>
+      <w:r>
+        <w:br/>
+        <w:br/>
+        <w:t>Or they lived in partnership with other organisms, the way some algae and fungi team up today.</w:t>
+      </w:r>
+      <w:r>
+        <w:br/>
+        <w:br/>
+        <w:t>Whatever their exact nature, the Ediacaran fossils mark something new.</w:t>
+      </w:r>
+      <w:r>
+        <w:br/>
+        <w:br/>
+        <w:t>Life could build bodies large enough to see without a microscope.</w:t>
+      </w:r>
+      <w:r>
+        <w:br/>
+        <w:br/>
+        <w:t>Building a body like that takes real coordination among many specialized cells.</w:t>
+      </w:r>
+      <w:r>
+        <w:br/>
+        <w:br/>
+        <w:t>These strange creatures set the stage for the next chapter.</w:t>
+      </w:r>
+      <w:r>
+        <w:br/>
+        <w:br/>
+        <w:t>It covers one of the most dramatic bursts of evolutionary invention in the whole history of life.</w:t>
       </w:r>
     </w:p>
     <w:p>
       <w:pPr>
         <w:pStyle w:val="Heading1"/>
+        <w:ind w:left="0" w:right="0" w:firstLine="0"/>
+        <w:jc w:val="center"/>
       </w:pPr>
       <w:r>
         <w:t>Oxygen and Size</w:t>
       </w:r>
     </w:p>
     <w:p>
-      <w:pPr/>
+      <w:pPr>
+        <w:ind w:left="0" w:right="0" w:firstLine="0"/>
+        <w:jc w:val="center"/>
+      </w:pPr>
       <w:r>
-        <w:t>One piece of the puzzle for why large multicellular bodies appear when they do, rather than much earlier, connects back to the oxygen story from Chapter 4.</w:t>
+        <w:t>Why do large multicellular bodies show up when they do, rather than much earlier?</w:t>
       </w:r>
-    </w:p>
-    <w:p>
-      <w:pPr/>
       <w:r>
-        <w:t>Building and maintaining a large, active, multicellular body is metabolically expensive, in ways that go beyond the basic cellular energy budget Chapter 13 discussed. Large bodies need enough oxygen to reach every cell, whether through simple diffusion in small or thin-bodied organisms or through more elaborate circulatory systems in larger ones, and diffusion alone becomes increasingly inadequate as an organism's size and thickness grow.</w:t>
+        <w:br/>
+        <w:br/>
+        <w:t>Part of the answer connects back to the story of Earth's oxygen.</w:t>
       </w:r>
-    </w:p>
-    <w:p>
-      <w:pPr/>
       <w:r>
-        <w:t>The rise of atmospheric oxygen, beginning with the Great Oxidation Event roughly two and a half billion years ago and continuing to rise, in fits and starts, over the following two billion years, appears to be at least part of the reason large, oxygen-hungry multicellular bodies do not show up in the fossil record until relatively late in life's history, despite the basic cellular building blocks, choanoflagellate-like flexibility, apoptosis, cell adhesion, having likely been available in eukaryotic cells for a much longer stretch of time.</w:t>
+        <w:br/>
+        <w:br/>
+        <w:t>Building and running a large, active, multicellular body costs a lot of energy.</w:t>
       </w:r>
-    </w:p>
-    <w:p>
-      <w:pPr/>
       <w:r>
-        <w:t>The connection between rising oxygen and the timing of large multicellular life is an active area of research, and it is likely one contributing factor among several rather than the single, complete explanation. But it is a useful reminder that evolutionary innovations often wait not for the right mutation to occur, but for the right environmental conditions to make that mutation's consequences viable.</w:t>
+        <w:br/>
+        <w:br/>
+        <w:t>Oxygen simply diffuses in from outside, and that works fine for something the size of a single cell.</w:t>
+      </w:r>
+      <w:r>
+        <w:br/>
+        <w:br/>
+        <w:t>It stops working as an organism's size and thickness grow.</w:t>
+      </w:r>
+      <w:r>
+        <w:br/>
+        <w:br/>
+        <w:t>Larger, thicker bodies need something more elaborate, a circulation system, to get oxygen everywhere it is needed.</w:t>
+      </w:r>
+      <w:r>
+        <w:br/>
+        <w:br/>
+        <w:t>Earth's atmosphere did not always have much oxygen in it.</w:t>
+      </w:r>
+      <w:r>
+        <w:br/>
+        <w:br/>
+        <w:t xml:space="preserve">Oxygen levels began rising sharply around two and a half billion years ago, an event called the </w:t>
+      </w:r>
+      <w:r>
+        <w:rPr>
+          <w:b/>
+        </w:rPr>
+        <w:t>Great Oxidation Event</w:t>
+      </w:r>
+      <w:r>
+        <w:t>.</w:t>
+      </w:r>
+      <w:r>
+        <w:br/>
+        <w:br/>
+        <w:t>That is longer ago than more than half of Earth's entire history.</w:t>
+      </w:r>
+      <w:r>
+        <w:br/>
+        <w:br/>
+        <w:t>Oxygen kept climbing after that, in fits and starts, over the following two billion years.</w:t>
+      </w:r>
+      <w:r>
+        <w:br/>
+        <w:br/>
+        <w:t>That slow rise appears to be at least part of the reason.</w:t>
+      </w:r>
+      <w:r>
+        <w:br/>
+        <w:br/>
+        <w:t>Large, oxygen-hungry bodies do not show up in the fossil record until relatively late in life's history.</w:t>
+      </w:r>
+      <w:r>
+        <w:br/>
+        <w:br/>
+        <w:t>The basic ingredients, flexible cells, apoptosis, cells that stick together, had likely been available much longer already.</w:t>
+      </w:r>
+      <w:r>
+        <w:br/>
+        <w:br/>
+        <w:t>The link between rising oxygen and the timing of large multicellular life is still an active area of research.</w:t>
+      </w:r>
+      <w:r>
+        <w:br/>
+        <w:br/>
+        <w:t>It is probably one factor among several, not the whole story.</w:t>
+      </w:r>
+      <w:r>
+        <w:br/>
+        <w:br/>
+        <w:t>But it is a useful reminder.</w:t>
+      </w:r>
+      <w:r>
+        <w:br/>
+        <w:br/>
+        <w:t>Evolutionary breakthroughs often wait, not for the right mutation to happen, but for the right conditions to make that mutation pay off.</w:t>
       </w:r>
     </w:p>
     <w:p>
       <w:pPr>
         <w:pStyle w:val="Heading1"/>
+        <w:ind w:left="0" w:right="0" w:firstLine="0"/>
+        <w:jc w:val="center"/>
       </w:pPr>
       <w:r>
         <w:t>The Evolutionary Punchline</w:t>
       </w:r>
     </w:p>
     <w:p>
-      <w:pPr/>
+      <w:pPr>
+        <w:ind w:left="0" w:right="0" w:firstLine="0"/>
+        <w:jc w:val="center"/>
+      </w:pPr>
       <w:r>
-        <w:t>Cells had already solved the hardest energy problem, in the merger described in Chapter 13, well over a billion years before anything you would call a body appears in the fossil record.</w:t>
+        <w:t>Cells had already solved their hardest energy problem, in the merger described in the last chapter.</w:t>
       </w:r>
-    </w:p>
-    <w:p>
-      <w:pPr/>
       <w:r>
-        <w:t>What took the extra time was not, apparently, a lack of raw ingredients. Choanoflagellates show the toolkit for colony formation was already sitting nearby. The Volvox lineage shows the steps from single cell to specialized colony can happen gradually, and are still visible today, preserved across closely related living species. A yeast experiment in a laboratory shows the basic transition can be driven by selection alone, in a surprisingly small number of generations, whenever sticking together happens to pay off.</w:t>
+        <w:br/>
+        <w:br/>
+        <w:t>That happened more than a billion years before anything you would call a body shows up in the fossil record.</w:t>
       </w:r>
-    </w:p>
-    <w:p>
-      <w:pPr/>
       <w:r>
-        <w:t>What multicellularity actually required, and what makes it a genuine evolutionary achievement rather than a simple accident, was solving the cheater problem: finding a way to let trillions of genetically identical cells specialize, sacrifice, and cooperate, while keeping the ever-present temptation to defect, the temptation that becomes cancer when it succeeds, rare enough for the whole system to hold together.</w:t>
+        <w:br/>
+        <w:br/>
+        <w:t>Whatever took the extra time, it was not a shortage of raw ingredients.</w:t>
       </w:r>
-    </w:p>
-    <w:p>
-      <w:pPr/>
       <w:r>
-        <w:t>It evolved this way, solving this same problem independently, more than twenty separate times.</w:t>
+        <w:br/>
+        <w:br/>
+        <w:t>Choanoflagellates show that the toolkit for forming a colony was already sitting nearby.</w:t>
       </w:r>
-    </w:p>
-    <w:p>
-      <w:pPr/>
       <w:r>
-        <w:t>You are not only a committee of merged bacterial and archaeal lineages, as Chapter 13 put it. You are a committee of some thirty-seven trillion individual cells, nearly all of them genetically identical, almost all of them permanently forfeiting their own chance at an evolutionary future, so that a comparatively tiny number of germ cells, carefully protected and set aside, can have one instead.</w:t>
+        <w:br/>
+        <w:br/>
+        <w:t>The Volvox family shows that the steps from single cell to specialized colony can happen gradually.</w:t>
+      </w:r>
+      <w:r>
+        <w:br/>
+        <w:br/>
+        <w:t>Every one of those steps is still alive today, preserved side by side in related species.</w:t>
+      </w:r>
+      <w:r>
+        <w:br/>
+        <w:br/>
+        <w:t>A yeast experiment in a lab shows the basic transition can be driven by selection alone, in a surprisingly short time.</w:t>
+      </w:r>
+      <w:r>
+        <w:br/>
+        <w:br/>
+        <w:t>What multicellularity actually required, and what makes it a genuine evolutionary achievement rather than a lucky accident, was solving the cheater problem.</w:t>
+      </w:r>
+      <w:r>
+        <w:br/>
+        <w:br/>
+        <w:t>It had to find a way to let trillions of genetically identical cells specialize, sacrifice, and cooperate.</w:t>
+      </w:r>
+      <w:r>
+        <w:br/>
+        <w:br/>
+        <w:t>At the same time, it had to keep the constant temptation to cheat rare enough for the whole system to hold together.</w:t>
+      </w:r>
+      <w:r>
+        <w:br/>
+        <w:br/>
+        <w:t>That same temptation becomes cancer when it wins.</w:t>
+      </w:r>
+      <w:r>
+        <w:br/>
+        <w:br/>
+        <w:t>Evolution solved that same problem independently, more than twenty separate times.</w:t>
+      </w:r>
+      <w:r>
+        <w:br/>
+        <w:br/>
+        <w:t>Chapter 13 called you a committee of merged bacterial and archaeal lineages.</w:t>
+      </w:r>
+      <w:r>
+        <w:br/>
+        <w:br/>
+        <w:t>That was only the first level.</w:t>
+      </w:r>
+      <w:r>
+        <w:br/>
+        <w:br/>
+        <w:t>You are also a committee of something like thirty-seven trillion individual cells.</w:t>
+      </w:r>
+      <w:r>
+        <w:br/>
+        <w:br/>
+        <w:t>That is a number so large that if you counted one cell every second, you would be counting for more than a million years.</w:t>
+      </w:r>
+      <w:r>
+        <w:br/>
+        <w:br/>
+        <w:t>Nearly all of those cells are genetically identical.</w:t>
+      </w:r>
+      <w:r>
+        <w:br/>
+        <w:br/>
+        <w:t>Almost all of them have permanently given up their own shot at an evolutionary future.</w:t>
+      </w:r>
+      <w:r>
+        <w:br/>
+        <w:br/>
+        <w:t>That sacrifice lets a small, carefully protected number of germ cells have one instead.</w:t>
       </w:r>
     </w:p>
     <w:sectPr>
@@ -922,12 +1538,12 @@
       <w:outlineLvl w:val="0"/>
     </w:pPr>
     <w:rPr>
-      <w:rFonts w:asciiTheme="majorHAnsi" w:eastAsiaTheme="majorEastAsia" w:hAnsiTheme="majorHAnsi" w:cstheme="majorBidi" w:ascii="Georgia" w:hAnsi="Georgia"/>
+      <w:rFonts w:ascii="Amazon Ember" w:hAnsi="Amazon Ember" w:cs="Amazon Ember"/>
       <w:b/>
       <w:bCs/>
-      <w:color w:val="365F91" w:themeColor="accent1" w:themeShade="BF"/>
-      <w:sz w:val="30"/>
-      <w:szCs w:val="28"/>
+      <w:color w:val="0000FF"/>
+      <w:sz w:val="36"/>
+      <w:szCs w:val="36"/>
     </w:rPr>
   </w:style>
   <w:style w:type="paragraph" w:styleId="Heading2">
@@ -1212,13 +1828,11 @@
       <w:jc w:val="center"/>
     </w:pPr>
     <w:rPr>
-      <w:rFonts w:asciiTheme="majorHAnsi" w:eastAsiaTheme="majorEastAsia" w:hAnsiTheme="majorHAnsi" w:cstheme="majorBidi" w:ascii="Georgia" w:hAnsi="Georgia"/>
+      <w:rFonts w:ascii="Amazon Ember" w:hAnsi="Amazon Ember" w:cs="Amazon Ember"/>
       <w:b/>
-      <w:color w:val="17365D" w:themeColor="text2" w:themeShade="BF"/>
-      <w:spacing w:val="5"/>
-      <w:kern w:val="28"/>
-      <w:sz w:val="40"/>
-      <w:szCs w:val="52"/>
+      <w:color w:val="0000FF"/>
+      <w:sz w:val="36"/>
+      <w:szCs w:val="36"/>
     </w:rPr>
   </w:style>
   <w:style w:type="character" w:customStyle="1" w:styleId="TitleChar">
